--- a/課題/A4_木質材料を選び授業にする_学生用.docx
+++ b/課題/A4_木質材料を選び授業にする_学生用.docx
@@ -750,7 +750,7 @@
           <w:b w:val="0"/>
           <w:sz w:val="17"/>
         </w:rPr>
-        <w:t>S4　主要構成成分と木質材料　USDA Forest Products Laboratory　Wood Handbook 2021 Chapter 11</w:t>
+        <w:t>S4　木質材料の構成と製法　USDA Forest Products Laboratory　Wood Handbook 2021 Chapter 11</w:t>
       </w:r>
     </w:p>
     <w:p>

--- a/課題/A4_木質材料を選び授業にする_学生用.docx
+++ b/課題/A4_木質材料を選び授業にする_学生用.docx
@@ -22,7 +22,9 @@
           <w:b/>
           <w:sz w:val="28"/>
         </w:rPr>
-        <w:t>課題4　木質材料を選び授業にする</w:t>
+        <w:t>課題A4 専用回答フォーム</w:t>
+        <w:br/>
+        <w:t>木質材料を選び授業にする</w:t>
       </w:r>
     </w:p>
     <w:p>
@@ -31,7 +33,11 @@
           <w:b w:val="0"/>
           <w:sz w:val="18"/>
         </w:rPr>
-        <w:t>第15回終了後　対象 第11回から第15回 木質材料 加工 材料選択 技術科への統合　作業目安 100～130分</w:t>
+        <w:t>科目コード 05242020</w:t>
+        <w:br/>
+        <w:t>第15回終了後　対象 木質材料の構成・接着・加工・材料選択・技術科への統合。構造・物性・水分・劣化も参照</w:t>
+        <w:br/>
+        <w:t>作業目安 100～130分　2026年10月31日版</w:t>
       </w:r>
     </w:p>
     <w:p>
@@ -39,7 +45,7 @@
         <w:rPr>
           <w:b w:val="0"/>
         </w:rPr>
-        <w:t xml:space="preserve">学籍番号　　　　　　　　　氏名　　　　　　　　　提出日　　　　　　　　</w:t>
+        <w:t>学籍番号［入力］　氏名［入力］　提出日［入力］</w:t>
       </w:r>
     </w:p>
     <w:p>
@@ -56,7 +62,7 @@
           <w:b w:val="0"/>
           <w:sz w:val="18"/>
         </w:rPr>
-        <w:t>資料参照可。各欄5点、合計100点。基本70点・発展30点。基本欄12個の十分な達成で60点です。計算は途中式と単位、調べ学習は出典と該当箇所を残してください。文章量より要点を評価します。</w:t>
+        <w:t>各欄5点、20欄で100点。基本14欄70点・発展6欄30点です。基本欄12個を十分に満たすと60点です。資料参照可。計算は式・代入・結果の単位を残し、文章は要点と根拠で評価します。</w:t>
       </w:r>
     </w:p>
     <w:p>
@@ -65,12 +71,37 @@
           <w:b w:val="0"/>
           <w:sz w:val="18"/>
         </w:rPr>
-        <w:t>回答IDを残し「回答を入力」を置き換えます。字数は目安、回答欄は自由に広げられます。図にも結論の文章を添えます。生成AI等の利用は授業の指示に従います。</w:t>
+        <w:t>設問と回答IDを残し、「回答を入力」を自分の回答に置き換えます。欄は広げて構いません。図・手書き式を使う場合も、結論・単位・説明を本文に入力してください。生成AI等の利用は授業の指示に従います。</w:t>
+      </w:r>
+    </w:p>
+    <w:p>
+      <w:pPr/>
+      <w:r>
+        <w:t>提出形式 PDF 1ファイル　ファイル名 05242020_A4_学籍番号.pdf</w:t>
+      </w:r>
+    </w:p>
+    <w:p>
+      <w:pPr/>
+      <w:r>
+        <w:t>例 05242020_A4_12345678.pdf。先頭の学籍番号とファイル名を一致させます。</w:t>
+      </w:r>
+    </w:p>
+    <w:p>
+      <w:pPr/>
+      <w:r>
+        <w:t>この専用フォームで作成し、PDFとして保存・エクスポートします。PDFを開いて回答IDを検索でき、数式・図・改ページに欠落がないことを確認してから、Teamsの該当課題へ提出してください。</w:t>
+      </w:r>
+    </w:p>
+    <w:p>
+      <w:pPr/>
+      <w:r>
+        <w:t>提出期限等はTeamsの課題案内を確認してください。作成方法と評価基準は、課題フォルダーの「レポートの作成と提出方法」「評価基準」で確認できます。</w:t>
       </w:r>
     </w:p>
     <w:p>
       <w:pPr>
         <w:pStyle w:val="Heading2"/>
+        <w:pageBreakBefore/>
       </w:pPr>
       <w:r>
         <w:t>問1　木質材料の構成　20点</w:t>
@@ -86,6 +117,7 @@
     </w:p>
     <w:p>
       <w:pPr>
+        <w:keepNext/>
         <w:spacing w:after="60"/>
       </w:pPr>
       <w:r>
@@ -98,7 +130,8 @@
     </w:p>
     <w:p>
       <w:pPr>
-        <w:spacing w:after="140"/>
+        <w:keepNext w:val="0"/>
+        <w:spacing w:after="300"/>
         <w:ind w:left="144"/>
       </w:pPr>
       <w:r>
@@ -111,6 +144,7 @@
     </w:p>
     <w:p>
       <w:pPr>
+        <w:keepNext/>
         <w:spacing w:after="60"/>
       </w:pPr>
       <w:r>
@@ -123,7 +157,8 @@
     </w:p>
     <w:p>
       <w:pPr>
-        <w:spacing w:after="140"/>
+        <w:keepNext w:val="0"/>
+        <w:spacing w:after="300"/>
         <w:ind w:left="144"/>
       </w:pPr>
       <w:r>
@@ -136,6 +171,7 @@
     </w:p>
     <w:p>
       <w:pPr>
+        <w:keepNext/>
         <w:spacing w:after="60"/>
       </w:pPr>
       <w:r>
@@ -148,7 +184,8 @@
     </w:p>
     <w:p>
       <w:pPr>
-        <w:spacing w:after="140"/>
+        <w:keepNext w:val="0"/>
+        <w:spacing w:after="300"/>
         <w:ind w:left="144"/>
       </w:pPr>
       <w:r>
@@ -161,6 +198,7 @@
     </w:p>
     <w:p>
       <w:pPr>
+        <w:keepNext/>
         <w:spacing w:after="60"/>
       </w:pPr>
       <w:r>
@@ -168,12 +206,13 @@
           <w:b/>
           <w:sz w:val="20"/>
         </w:rPr>
-        <w:t>A4-Q1-d　基本 5点　合板やCLTを「どの方向にも全く同じ」「すべて屋外で濡れてもよい」と言えるか。</w:t>
+        <w:t>A4-Q1-d　基本 5点　合板やCLTを「どの方向にも全く同じ」「すべて屋外で濡れてもよい」と言えるか。二つの主張それぞれについて判断し、構成・接着性能・使用環境に関わる理由を短く書く。</w:t>
       </w:r>
     </w:p>
     <w:p>
       <w:pPr>
-        <w:spacing w:after="140"/>
+        <w:keepNext w:val="0"/>
+        <w:spacing w:after="300"/>
         <w:ind w:left="144"/>
       </w:pPr>
       <w:r>
@@ -192,6 +231,7 @@
     <w:p>
       <w:pPr>
         <w:pStyle w:val="Heading2"/>
+        <w:pageBreakBefore/>
       </w:pPr>
       <w:r>
         <w:t>問2　曲げ剛性で候補を比べる　20点</w:t>
@@ -271,6 +311,7 @@
     </w:p>
     <w:p>
       <w:pPr>
+        <w:keepNext/>
         <w:spacing w:after="60"/>
       </w:pPr>
       <w:r>
@@ -283,7 +324,8 @@
     </w:p>
     <w:p>
       <w:pPr>
-        <w:spacing w:after="140"/>
+        <w:keepNext w:val="0"/>
+        <w:spacing w:after="300"/>
         <w:ind w:left="144"/>
       </w:pPr>
       <w:r>
@@ -296,6 +338,7 @@
     </w:p>
     <w:p>
       <w:pPr>
+        <w:keepNext/>
         <w:spacing w:after="60"/>
       </w:pPr>
       <w:r>
@@ -308,7 +351,8 @@
     </w:p>
     <w:p>
       <w:pPr>
-        <w:spacing w:after="140"/>
+        <w:keepNext w:val="0"/>
+        <w:spacing w:after="300"/>
         <w:ind w:left="144"/>
       </w:pPr>
       <w:r>
@@ -321,6 +365,7 @@
     </w:p>
     <w:p>
       <w:pPr>
+        <w:keepNext/>
         <w:spacing w:after="60"/>
       </w:pPr>
       <w:r>
@@ -333,7 +378,8 @@
     </w:p>
     <w:p>
       <w:pPr>
-        <w:spacing w:after="140"/>
+        <w:keepNext w:val="0"/>
+        <w:spacing w:after="300"/>
         <w:ind w:left="144"/>
       </w:pPr>
       <w:r>
@@ -346,6 +392,7 @@
     </w:p>
     <w:p>
       <w:pPr>
+        <w:keepNext/>
         <w:spacing w:after="60"/>
       </w:pPr>
       <w:r>
@@ -353,12 +400,13 @@
           <w:b/>
           <w:sz w:val="20"/>
         </w:rPr>
-        <w:t>A4-Q2-d　基本 5点　Eだけの比較とEIの比較では、どちらが用途の判断に近いか。結果を使って説明する。</w:t>
+        <w:t>A4-Q2-d　基本 5点　この条件でたわみにくさを比べるとき、Eだけの比較とEIの比較では、どちらが適切か。計算結果を使って説明する。</w:t>
       </w:r>
     </w:p>
     <w:p>
       <w:pPr>
-        <w:spacing w:after="140"/>
+        <w:keepNext w:val="0"/>
+        <w:spacing w:after="300"/>
         <w:ind w:left="144"/>
       </w:pPr>
       <w:r>
@@ -372,6 +420,7 @@
     <w:p>
       <w:pPr>
         <w:pStyle w:val="Heading2"/>
+        <w:pageBreakBefore/>
       </w:pPr>
       <w:r>
         <w:t>問3　重さと使用条件から選ぶ　20点</w:t>
@@ -387,6 +436,7 @@
     </w:p>
     <w:p>
       <w:pPr>
+        <w:keepNext/>
         <w:spacing w:after="60"/>
       </w:pPr>
       <w:r>
@@ -399,7 +449,8 @@
     </w:p>
     <w:p>
       <w:pPr>
-        <w:spacing w:after="140"/>
+        <w:keepNext w:val="0"/>
+        <w:spacing w:after="300"/>
         <w:ind w:left="144"/>
       </w:pPr>
       <w:r>
@@ -412,6 +463,7 @@
     </w:p>
     <w:p>
       <w:pPr>
+        <w:keepNext/>
         <w:spacing w:after="60"/>
       </w:pPr>
       <w:r>
@@ -424,7 +476,8 @@
     </w:p>
     <w:p>
       <w:pPr>
-        <w:spacing w:after="140"/>
+        <w:keepNext w:val="0"/>
+        <w:spacing w:after="300"/>
         <w:ind w:left="144"/>
       </w:pPr>
       <w:r>
@@ -437,6 +490,7 @@
     </w:p>
     <w:p>
       <w:pPr>
+        <w:keepNext/>
         <w:spacing w:after="60"/>
       </w:pPr>
       <w:r>
@@ -449,7 +503,8 @@
     </w:p>
     <w:p>
       <w:pPr>
-        <w:spacing w:after="140"/>
+        <w:keepNext w:val="0"/>
+        <w:spacing w:after="300"/>
         <w:ind w:left="144"/>
       </w:pPr>
       <w:r>
@@ -462,6 +517,7 @@
     </w:p>
     <w:p>
       <w:pPr>
+        <w:keepNext/>
         <w:spacing w:after="60"/>
       </w:pPr>
       <w:r>
@@ -469,12 +525,13 @@
           <w:b/>
           <w:sz w:val="20"/>
         </w:rPr>
-        <w:t>A4-Q3-d　発展 5点　実際の小棚への採用前に追加確認することを二つ挙げ、屋外用途へ変える場合の確認事項も書く。</w:t>
+        <w:t>A4-Q3-d　発展 5点　実際の小棚への採用前に追加確認する項目を二つ挙げる。さらに屋外用途へ変える場合の確認事項を一つ挙げ、それが必要な理由を書く。</w:t>
       </w:r>
     </w:p>
     <w:p>
       <w:pPr>
-        <w:spacing w:after="140"/>
+        <w:keepNext w:val="0"/>
+        <w:spacing w:after="300"/>
         <w:ind w:left="144"/>
       </w:pPr>
       <w:r>
@@ -493,6 +550,7 @@
     <w:p>
       <w:pPr>
         <w:pStyle w:val="Heading2"/>
+        <w:pageBreakBefore/>
       </w:pPr>
       <w:r>
         <w:t>問4　実際の木質製品を調べる　20点</w:t>
@@ -508,6 +566,7 @@
     </w:p>
     <w:p>
       <w:pPr>
+        <w:keepNext/>
         <w:spacing w:after="60"/>
       </w:pPr>
       <w:r>
@@ -520,7 +579,8 @@
     </w:p>
     <w:p>
       <w:pPr>
-        <w:spacing w:after="140"/>
+        <w:keepNext w:val="0"/>
+        <w:spacing w:after="300"/>
         <w:ind w:left="144"/>
       </w:pPr>
       <w:r>
@@ -533,6 +593,7 @@
     </w:p>
     <w:p>
       <w:pPr>
+        <w:keepNext/>
         <w:spacing w:after="60"/>
       </w:pPr>
       <w:r>
@@ -545,7 +606,8 @@
     </w:p>
     <w:p>
       <w:pPr>
-        <w:spacing w:after="140"/>
+        <w:keepNext w:val="0"/>
+        <w:spacing w:after="300"/>
         <w:ind w:left="144"/>
       </w:pPr>
       <w:r>
@@ -558,6 +620,7 @@
     </w:p>
     <w:p>
       <w:pPr>
+        <w:keepNext/>
         <w:spacing w:after="60"/>
       </w:pPr>
       <w:r>
@@ -570,7 +633,8 @@
     </w:p>
     <w:p>
       <w:pPr>
-        <w:spacing w:after="140"/>
+        <w:keepNext w:val="0"/>
+        <w:spacing w:after="300"/>
         <w:ind w:left="144"/>
       </w:pPr>
       <w:r>
@@ -583,6 +647,7 @@
     </w:p>
     <w:p>
       <w:pPr>
+        <w:keepNext/>
         <w:spacing w:after="60"/>
       </w:pPr>
       <w:r>
@@ -590,12 +655,13 @@
           <w:b/>
           <w:sz w:val="20"/>
         </w:rPr>
-        <w:t>A4-Q4-d　発展 5点　学校教材への適否を条件付きで判断し、不足情報の確認方法も書く。</w:t>
+        <w:t>A4-Q4-d　発展 5点　用途・使用環境に照らして学校教材への適否を条件付きで判断し、不足情報の確認方法も書く。必要に応じて、使用期間や修理・手入れも考慮する。</w:t>
       </w:r>
     </w:p>
     <w:p>
       <w:pPr>
-        <w:spacing w:after="140"/>
+        <w:keepNext w:val="0"/>
+        <w:spacing w:after="300"/>
         <w:ind w:left="144"/>
       </w:pPr>
       <w:r>
@@ -614,6 +680,7 @@
     <w:p>
       <w:pPr>
         <w:pStyle w:val="Heading2"/>
+        <w:pageBreakBefore/>
       </w:pPr>
       <w:r>
         <w:t>問5　50分授業を構想する　20点</w:t>
@@ -629,6 +696,7 @@
     </w:p>
     <w:p>
       <w:pPr>
+        <w:keepNext/>
         <w:spacing w:after="60"/>
       </w:pPr>
       <w:r>
@@ -641,7 +709,8 @@
     </w:p>
     <w:p>
       <w:pPr>
-        <w:spacing w:after="140"/>
+        <w:keepNext w:val="0"/>
+        <w:spacing w:after="300"/>
         <w:ind w:left="144"/>
       </w:pPr>
       <w:r>
@@ -654,6 +723,7 @@
     </w:p>
     <w:p>
       <w:pPr>
+        <w:keepNext/>
         <w:spacing w:after="60"/>
       </w:pPr>
       <w:r>
@@ -666,7 +736,8 @@
     </w:p>
     <w:p>
       <w:pPr>
-        <w:spacing w:after="140"/>
+        <w:keepNext w:val="0"/>
+        <w:spacing w:after="300"/>
         <w:ind w:left="144"/>
       </w:pPr>
       <w:r>
@@ -679,6 +750,7 @@
     </w:p>
     <w:p>
       <w:pPr>
+        <w:keepNext/>
         <w:spacing w:after="60"/>
       </w:pPr>
       <w:r>
@@ -686,12 +758,13 @@
           <w:b/>
           <w:sz w:val="20"/>
         </w:rPr>
-        <w:t>A4-Q5-c　発展 5点　生徒の提出物と、基本達成・十分達成を見分ける基準を書く。</w:t>
+        <w:t>A4-Q5-c　発展 5点　中学生の提出物と、その提出物で「基本達成」「十分達成」を見分ける基準を書く。ここで作る基準は、中学生の学習を評価するためのものである。</w:t>
       </w:r>
     </w:p>
     <w:p>
       <w:pPr>
-        <w:spacing w:after="140"/>
+        <w:keepNext w:val="0"/>
+        <w:spacing w:after="300"/>
         <w:ind w:left="144"/>
       </w:pPr>
       <w:r>
@@ -704,6 +777,7 @@
     </w:p>
     <w:p>
       <w:pPr>
+        <w:keepNext/>
         <w:spacing w:after="60"/>
       </w:pPr>
       <w:r>
@@ -716,7 +790,8 @@
     </w:p>
     <w:p>
       <w:pPr>
-        <w:spacing w:after="140"/>
+        <w:keepNext w:val="0"/>
+        <w:spacing w:after="300"/>
         <w:ind w:left="144"/>
       </w:pPr>
       <w:r>
@@ -828,10 +903,10 @@
       <w:rPr>
         <w:sz w:val="18"/>
       </w:rPr>
-      <w:fldChar w:fldCharType="begin"/>
-      <w:instrText>PAGE</w:instrText>
-      <w:fldChar w:fldCharType="end"/>
+      <w:t xml:space="preserve">木材及び木質材料学　A4　2026年10月31日版　</w:t>
     </w:r>
+    <w:r/>
+    <w:fldSimple w:instr="PAGE"/>
   </w:p>
 </w:ftr>
 </file>
